--- a/Knowledge/2-Science/1-Formal sciences/0-Intro to Formal sciences/3-Wiki source/Sources - Intro to Formal sciences - Wiki source.docx
+++ b/Knowledge/2-Science/1-Formal sciences/0-Intro to Formal sciences/3-Wiki source/Sources - Intro to Formal sciences - Wiki source.docx
@@ -716,6 +716,14 @@
         </w:rPr>
         <w:t xml:space="preserve"> </w:t>
       </w:r>
+      <w:r>
+        <w:rPr>
+          <w:bCs/>
+          <w:sz w:val="18"/>
+          <w:szCs w:val="18"/>
+        </w:rPr>
+        <w:t xml:space="preserve">Data Path: Content Storage Folder -&gt; </w:t>
+      </w:r>
       <w:proofErr w:type="spellStart"/>
       <w:r>
         <w:rPr>
@@ -723,7 +731,7 @@
           <w:sz w:val="18"/>
           <w:szCs w:val="18"/>
         </w:rPr>
-        <w:t>StorageType</w:t>
+        <w:t>ContentStorage</w:t>
       </w:r>
       <w:proofErr w:type="spellEnd"/>
       <w:r>
@@ -732,7 +740,7 @@
           <w:sz w:val="18"/>
           <w:szCs w:val="18"/>
         </w:rPr>
-        <w:t xml:space="preserve">: Cloud -&gt; Platform: GitHub -&gt; Account: </w:t>
+        <w:t xml:space="preserve"> Database -&gt; Folders Table -&gt; ID Column: 5, </w:t>
       </w:r>
       <w:proofErr w:type="spellStart"/>
       <w:r>
@@ -741,7 +749,7 @@
           <w:sz w:val="18"/>
           <w:szCs w:val="18"/>
         </w:rPr>
-        <w:t>topicsscience</w:t>
+        <w:t>FolderOrFileName</w:t>
       </w:r>
       <w:proofErr w:type="spellEnd"/>
       <w:r>
@@ -750,36 +758,8 @@
           <w:sz w:val="18"/>
           <w:szCs w:val="18"/>
         </w:rPr>
-        <w:t xml:space="preserve"> -&gt; Repository: </w:t>
-      </w:r>
-      <w:proofErr w:type="spellStart"/>
-      <w:r>
-        <w:rPr>
-          <w:bCs/>
-          <w:sz w:val="18"/>
-          <w:szCs w:val="18"/>
-        </w:rPr>
-        <w:t>kingdomheartsknowledge</w:t>
-      </w:r>
-      <w:proofErr w:type="spellEnd"/>
-      <w:r>
-        <w:rPr>
-          <w:bCs/>
-          <w:sz w:val="18"/>
-          <w:szCs w:val="18"/>
-        </w:rPr>
-        <w:t xml:space="preserve"> -&gt; Path: Knowledge/2-Science/1-Formal sciences/0-Intro to Formal sciences</w:t>
-      </w:r>
-      <w:proofErr w:type="gramStart"/>
-      <w:r>
-        <w:rPr>
-          <w:bCs/>
-          <w:sz w:val="18"/>
-          <w:szCs w:val="18"/>
-        </w:rPr>
-        <w:t>/..</w:t>
-      </w:r>
-      <w:proofErr w:type="gramEnd"/>
+        <w:t xml:space="preserve"> Column: Intro to Formal Science</w:t>
+      </w:r>
     </w:p>
     <w:p>
       <w:pPr>
@@ -1535,6 +1515,14 @@
         </w:rPr>
         <w:t xml:space="preserve"> </w:t>
       </w:r>
+      <w:r>
+        <w:rPr>
+          <w:bCs/>
+          <w:sz w:val="18"/>
+          <w:szCs w:val="18"/>
+        </w:rPr>
+        <w:t xml:space="preserve">Data Path: Content Storage Folder -&gt; </w:t>
+      </w:r>
       <w:proofErr w:type="spellStart"/>
       <w:r>
         <w:rPr>
@@ -1542,7 +1530,7 @@
           <w:sz w:val="18"/>
           <w:szCs w:val="18"/>
         </w:rPr>
-        <w:t>StorageType</w:t>
+        <w:t>ContentStorage</w:t>
       </w:r>
       <w:proofErr w:type="spellEnd"/>
       <w:r>
@@ -1551,7 +1539,7 @@
           <w:sz w:val="18"/>
           <w:szCs w:val="18"/>
         </w:rPr>
-        <w:t xml:space="preserve">: Cloud -&gt; Platform: GitHub -&gt; Account: </w:t>
+        <w:t xml:space="preserve"> Database -&gt; Folders Table -&gt; ID Column: 5, </w:t>
       </w:r>
       <w:proofErr w:type="spellStart"/>
       <w:r>
@@ -1560,7 +1548,7 @@
           <w:sz w:val="18"/>
           <w:szCs w:val="18"/>
         </w:rPr>
-        <w:t>topicsscience</w:t>
+        <w:t>FolderOrFileName</w:t>
       </w:r>
       <w:proofErr w:type="spellEnd"/>
       <w:r>
@@ -1569,36 +1557,8 @@
           <w:sz w:val="18"/>
           <w:szCs w:val="18"/>
         </w:rPr>
-        <w:t xml:space="preserve"> -&gt; Repository: </w:t>
-      </w:r>
-      <w:proofErr w:type="spellStart"/>
-      <w:r>
-        <w:rPr>
-          <w:bCs/>
-          <w:sz w:val="18"/>
-          <w:szCs w:val="18"/>
-        </w:rPr>
-        <w:t>kingdomheartsknowledge</w:t>
-      </w:r>
-      <w:proofErr w:type="spellEnd"/>
-      <w:r>
-        <w:rPr>
-          <w:bCs/>
-          <w:sz w:val="18"/>
-          <w:szCs w:val="18"/>
-        </w:rPr>
-        <w:t xml:space="preserve"> -&gt; Path: Knowledge/2-Science/1-Formal sciences/0-Intro to Formal sciences</w:t>
-      </w:r>
-      <w:proofErr w:type="gramStart"/>
-      <w:r>
-        <w:rPr>
-          <w:bCs/>
-          <w:sz w:val="18"/>
-          <w:szCs w:val="18"/>
-        </w:rPr>
-        <w:t>/..</w:t>
-      </w:r>
-      <w:proofErr w:type="gramEnd"/>
+        <w:t xml:space="preserve"> Column: Intro to Formal Science</w:t>
+      </w:r>
     </w:p>
     <w:p>
       <w:pPr>
@@ -2330,6 +2290,14 @@
         </w:rPr>
         <w:t xml:space="preserve"> </w:t>
       </w:r>
+      <w:r>
+        <w:rPr>
+          <w:bCs/>
+          <w:sz w:val="18"/>
+          <w:szCs w:val="18"/>
+        </w:rPr>
+        <w:t xml:space="preserve">Data Path: Content Storage Folder -&gt; </w:t>
+      </w:r>
       <w:proofErr w:type="spellStart"/>
       <w:r>
         <w:rPr>
@@ -2337,7 +2305,7 @@
           <w:sz w:val="18"/>
           <w:szCs w:val="18"/>
         </w:rPr>
-        <w:t>StorageType</w:t>
+        <w:t>ContentStorage</w:t>
       </w:r>
       <w:proofErr w:type="spellEnd"/>
       <w:r>
@@ -2346,7 +2314,7 @@
           <w:sz w:val="18"/>
           <w:szCs w:val="18"/>
         </w:rPr>
-        <w:t xml:space="preserve">: Cloud -&gt; Platform: GitHub -&gt; Account: </w:t>
+        <w:t xml:space="preserve"> Database -&gt; Folders Table -&gt; ID Column: 5, </w:t>
       </w:r>
       <w:proofErr w:type="spellStart"/>
       <w:r>
@@ -2355,7 +2323,7 @@
           <w:sz w:val="18"/>
           <w:szCs w:val="18"/>
         </w:rPr>
-        <w:t>topicsscience</w:t>
+        <w:t>FolderOrFileName</w:t>
       </w:r>
       <w:proofErr w:type="spellEnd"/>
       <w:r>
@@ -2364,36 +2332,8 @@
           <w:sz w:val="18"/>
           <w:szCs w:val="18"/>
         </w:rPr>
-        <w:t xml:space="preserve"> -&gt; Repository: </w:t>
-      </w:r>
-      <w:proofErr w:type="spellStart"/>
-      <w:r>
-        <w:rPr>
-          <w:bCs/>
-          <w:sz w:val="18"/>
-          <w:szCs w:val="18"/>
-        </w:rPr>
-        <w:t>kingdomheartsknowledge</w:t>
-      </w:r>
-      <w:proofErr w:type="spellEnd"/>
-      <w:r>
-        <w:rPr>
-          <w:bCs/>
-          <w:sz w:val="18"/>
-          <w:szCs w:val="18"/>
-        </w:rPr>
-        <w:t xml:space="preserve"> -&gt; Path: Knowledge/2-Science/1-Formal sciences/0-Intro to Formal sciences</w:t>
-      </w:r>
-      <w:proofErr w:type="gramStart"/>
-      <w:r>
-        <w:rPr>
-          <w:bCs/>
-          <w:sz w:val="18"/>
-          <w:szCs w:val="18"/>
-        </w:rPr>
-        <w:t>/..</w:t>
-      </w:r>
-      <w:proofErr w:type="gramEnd"/>
+        <w:t xml:space="preserve"> Column: Intro to Formal Science</w:t>
+      </w:r>
     </w:p>
     <w:p>
       <w:pPr>
@@ -3109,6 +3049,14 @@
         </w:rPr>
         <w:t xml:space="preserve"> </w:t>
       </w:r>
+      <w:r>
+        <w:rPr>
+          <w:bCs/>
+          <w:sz w:val="18"/>
+          <w:szCs w:val="18"/>
+        </w:rPr>
+        <w:t xml:space="preserve">Data Path: Content Storage Folder -&gt; </w:t>
+      </w:r>
       <w:proofErr w:type="spellStart"/>
       <w:r>
         <w:rPr>
@@ -3116,7 +3064,7 @@
           <w:sz w:val="18"/>
           <w:szCs w:val="18"/>
         </w:rPr>
-        <w:t>StorageType</w:t>
+        <w:t>ContentStorage</w:t>
       </w:r>
       <w:proofErr w:type="spellEnd"/>
       <w:r>
@@ -3125,7 +3073,7 @@
           <w:sz w:val="18"/>
           <w:szCs w:val="18"/>
         </w:rPr>
-        <w:t xml:space="preserve">: Cloud -&gt; Platform: GitHub -&gt; Account: </w:t>
+        <w:t xml:space="preserve"> Database -&gt; Folders Table -&gt; ID Column: 5, </w:t>
       </w:r>
       <w:proofErr w:type="spellStart"/>
       <w:r>
@@ -3134,7 +3082,7 @@
           <w:sz w:val="18"/>
           <w:szCs w:val="18"/>
         </w:rPr>
-        <w:t>topicsscience</w:t>
+        <w:t>FolderOrFileName</w:t>
       </w:r>
       <w:proofErr w:type="spellEnd"/>
       <w:r>
@@ -3143,36 +3091,8 @@
           <w:sz w:val="18"/>
           <w:szCs w:val="18"/>
         </w:rPr>
-        <w:t xml:space="preserve"> -&gt; Repository: </w:t>
-      </w:r>
-      <w:proofErr w:type="spellStart"/>
-      <w:r>
-        <w:rPr>
-          <w:bCs/>
-          <w:sz w:val="18"/>
-          <w:szCs w:val="18"/>
-        </w:rPr>
-        <w:t>kingdomheartsknowledge</w:t>
-      </w:r>
-      <w:proofErr w:type="spellEnd"/>
-      <w:r>
-        <w:rPr>
-          <w:bCs/>
-          <w:sz w:val="18"/>
-          <w:szCs w:val="18"/>
-        </w:rPr>
-        <w:t xml:space="preserve"> -&gt; Path: Knowledge/2-Science/1-Formal sciences/0-Intro to Formal sciences</w:t>
-      </w:r>
-      <w:proofErr w:type="gramStart"/>
-      <w:r>
-        <w:rPr>
-          <w:bCs/>
-          <w:sz w:val="18"/>
-          <w:szCs w:val="18"/>
-        </w:rPr>
-        <w:t>/..</w:t>
-      </w:r>
-      <w:proofErr w:type="gramEnd"/>
+        <w:t xml:space="preserve"> Column: Intro to Formal Science</w:t>
+      </w:r>
     </w:p>
     <w:p>
       <w:pPr>
